--- a/docs/Course/GE2021/03_Lecture_Note/LectureNote_Chad/PPT/chapter1/chapter1_note.docx
+++ b/docs/Course/GE2021/03_Lecture_Note/LectureNote_Chad/PPT/chapter1/chapter1_note.docx
@@ -31,7 +31,7 @@
         <w:pStyle w:val="Date"/>
       </w:pPr>
       <w:r>
-        <w:t xml:space="preserve">Fri, 28 February 2025</w:t>
+        <w:t xml:space="preserve">Sat, 1 March 2025</w:t>
       </w:r>
     </w:p>
     <w:bookmarkStart w:id="22" w:name="learning-objectives"/>

--- a/docs/Course/GE2021/03_Lecture_Note/LectureNote_Chad/PPT/chapter1/chapter1_note.docx
+++ b/docs/Course/GE2021/03_Lecture_Note/LectureNote_Chad/PPT/chapter1/chapter1_note.docx
@@ -31,7 +31,7 @@
         <w:pStyle w:val="Date"/>
       </w:pPr>
       <w:r>
-        <w:t xml:space="preserve">Sat, 1 March 2025</w:t>
+        <w:t xml:space="preserve">Mon, 3 March 2025</w:t>
       </w:r>
     </w:p>
     <w:bookmarkStart w:id="22" w:name="learning-objectives"/>

--- a/docs/Course/GE2021/03_Lecture_Note/LectureNote_Chad/PPT/chapter1/chapter1_note.docx
+++ b/docs/Course/GE2021/03_Lecture_Note/LectureNote_Chad/PPT/chapter1/chapter1_note.docx
@@ -31,7 +31,7 @@
         <w:pStyle w:val="Date"/>
       </w:pPr>
       <w:r>
-        <w:t xml:space="preserve">Mon, 3 March 2025</w:t>
+        <w:t xml:space="preserve">Sun, 9 March 2025</w:t>
       </w:r>
     </w:p>
     <w:bookmarkStart w:id="22" w:name="learning-objectives"/>
@@ -2261,22 +2261,13 @@
     </w:p>
     <w:bookmarkEnd w:id="71"/>
     <w:bookmarkEnd w:id="72"/>
-    <w:bookmarkStart w:id="75" w:name="futher-issue"/>
+    <w:bookmarkStart w:id="73" w:name="class-activity"/>
     <w:p>
       <w:pPr>
         <w:pStyle w:val="Heading1"/>
       </w:pPr>
       <w:r>
-        <w:t xml:space="preserve">Futher Issue</w:t>
-      </w:r>
-    </w:p>
-    <w:bookmarkStart w:id="73" w:name="more-to-read"/>
-    <w:p>
-      <w:pPr>
-        <w:pStyle w:val="Heading2"/>
-      </w:pPr>
-      <w:r>
-        <w:t xml:space="preserve">More to Read</w:t>
+        <w:t xml:space="preserve">Class Activity</w:t>
       </w:r>
     </w:p>
     <w:p>
@@ -2288,7 +2279,7 @@
         </w:numPr>
       </w:pPr>
       <w:r>
-        <w:t xml:space="preserve">Chalmers, A. F. (1999). What Is This Thing Called Science? (3rd Edition)</w:t>
+        <w:t xml:space="preserve">A university researcher is interested in conducting research to assess the effectiveness of an obesity prevention intervention in an urban community. The intervention targets men of color. Once enrolled, researchers ask each participant to participate in a 12-week educational and behavioral intervention with both an individual and a group component. Researchers also request participants to provide clinical data (e.g., cholesterol finger prick) and behavioral data (e.g., fruit and vegetable consumption). In a small group of two to three students, brainstorm the following:</w:t>
       </w:r>
     </w:p>
     <w:p>
@@ -2299,8 +2290,38 @@
           <w:numId w:val="1026"/>
         </w:numPr>
       </w:pPr>
-      <w:r>
-        <w:t xml:space="preserve">This book provides a foundational understanding of science and scientific inquiry. It delves into the nature of scientific knowledge, exploring ideas like falsifiability, paradigms, and how science progresses.</w:t>
+    </w:p>
+    <w:p>
+      <w:pPr>
+        <w:pStyle w:val="Compact"/>
+        <w:numPr>
+          <w:ilvl w:val="2"/>
+          <w:numId w:val="1027"/>
+        </w:numPr>
+      </w:pPr>
+      <w:r>
+        <w:t xml:space="preserve">What are some potential ethical concerns study participants may raise when considering participating in this study?</w:t>
+      </w:r>
+    </w:p>
+    <w:p>
+      <w:pPr>
+        <w:pStyle w:val="Compact"/>
+        <w:numPr>
+          <w:ilvl w:val="1"/>
+          <w:numId w:val="1026"/>
+        </w:numPr>
+      </w:pPr>
+    </w:p>
+    <w:p>
+      <w:pPr>
+        <w:pStyle w:val="Compact"/>
+        <w:numPr>
+          <w:ilvl w:val="2"/>
+          <w:numId w:val="1028"/>
+        </w:numPr>
+      </w:pPr>
+      <w:r>
+        <w:t xml:space="preserve">As a researcher, what concrete steps can you take to ensure men that you will protect their rights as human subjects in this research study?</w:t>
       </w:r>
     </w:p>
     <w:p>
@@ -2312,19 +2333,7 @@
         </w:numPr>
       </w:pPr>
       <w:r>
-        <w:t xml:space="preserve">Popper, K. (2002). The Logic of Scientific Discovery</w:t>
-      </w:r>
-    </w:p>
-    <w:p>
-      <w:pPr>
-        <w:pStyle w:val="Compact"/>
-        <w:numPr>
-          <w:ilvl w:val="1"/>
-          <w:numId w:val="1027"/>
-        </w:numPr>
-      </w:pPr>
-      <w:r>
-        <w:t xml:space="preserve">Karl Popper’s seminal work focuses on the philosophy of science, particularly his principle of falsifiability. It offers insights into how scientific theories are tested and improved through empirical evidence.</w:t>
+        <w:t xml:space="preserve">You are a researcher at a community-based research institute. You are interested in learning more about alcohol abuse among adolescents in your community, through a mixed-methods study. You intend to both distribute a survey to adolescents in all the local schools and conduct focus groups with a subsample of adolescents. In a small group, develop three quantitative questions to include on the survey and develop three qualitative questions you will use during the focus group. Discuss the benefits and limitations to learning more about alcohol abuse using each strategy (qualitative vs. quantitative).</w:t>
       </w:r>
     </w:p>
     <w:p>
@@ -2336,55 +2345,38 @@
         </w:numPr>
       </w:pPr>
       <w:r>
-        <w:t xml:space="preserve">Kuhn, T. S. (2012). The Structure of Scientific Revolutions</w:t>
-      </w:r>
-    </w:p>
-    <w:p>
-      <w:pPr>
-        <w:pStyle w:val="Compact"/>
-        <w:numPr>
-          <w:ilvl w:val="1"/>
-          <w:numId w:val="1028"/>
-        </w:numPr>
-      </w:pPr>
-      <w:r>
-        <w:t xml:space="preserve">One of the most influential texts on how science evolves, Kuhn discusses the concepts of paradigms, crises, and revolutionary shifts in scientific thought.</w:t>
-      </w:r>
-    </w:p>
-    <w:p>
-      <w:pPr>
-        <w:pStyle w:val="Compact"/>
-        <w:numPr>
-          <w:ilvl w:val="0"/>
-          <w:numId w:val="1025"/>
-        </w:numPr>
-      </w:pPr>
-      <w:r>
-        <w:t xml:space="preserve">Creswell, J. W., &amp; Creswell, J. D. (2017). Research Design: Qualitative, Quantitative, and Mixed Methods Approaches</w:t>
-      </w:r>
-    </w:p>
-    <w:p>
-      <w:pPr>
-        <w:pStyle w:val="Compact"/>
-        <w:numPr>
-          <w:ilvl w:val="1"/>
+        <w:t xml:space="preserve">In a small group, think back to the events of the past 24 hr. Think specifically about decisions you made during this time period related to (a) what you chose to eat, (b) how many hours you slept, and (c) how you dressed. Discuss what prompted you to make these decisions, namely to what extent (a) traditional knowledge, (b) knowledge from authority, and (c) experiential knowledge influenced your decision-making.</w:t>
+      </w:r>
+    </w:p>
+    <w:bookmarkEnd w:id="73"/>
+    <w:bookmarkStart w:id="76" w:name="futher-issue"/>
+    <w:p>
+      <w:pPr>
+        <w:pStyle w:val="Heading1"/>
+      </w:pPr>
+      <w:r>
+        <w:t xml:space="preserve">Futher Issue</w:t>
+      </w:r>
+    </w:p>
+    <w:bookmarkStart w:id="74" w:name="more-to-read"/>
+    <w:p>
+      <w:pPr>
+        <w:pStyle w:val="Heading2"/>
+      </w:pPr>
+      <w:r>
+        <w:t xml:space="preserve">More to Read</w:t>
+      </w:r>
+    </w:p>
+    <w:p>
+      <w:pPr>
+        <w:pStyle w:val="Compact"/>
+        <w:numPr>
+          <w:ilvl w:val="0"/>
           <w:numId w:val="1029"/>
         </w:numPr>
       </w:pPr>
       <w:r>
-        <w:t xml:space="preserve">This book is an excellent guide for understanding the different research methodologies and how to design and conduct studies following scientific principles.</w:t>
-      </w:r>
-    </w:p>
-    <w:p>
-      <w:pPr>
-        <w:pStyle w:val="Compact"/>
-        <w:numPr>
-          <w:ilvl w:val="0"/>
-          <w:numId w:val="1025"/>
-        </w:numPr>
-      </w:pPr>
-      <w:r>
-        <w:t xml:space="preserve">Ziman, J. (2000). Real Science: What It Is, and What It Means</w:t>
+        <w:t xml:space="preserve">Chalmers, A. F. (1999). What Is This Thing Called Science? (3rd Edition)</w:t>
       </w:r>
     </w:p>
     <w:p>
@@ -2396,29 +2388,43 @@
         </w:numPr>
       </w:pPr>
       <w:r>
-        <w:t xml:space="preserve">This book examines how modern science operates, including its methodologies, ethics, and societal implications. It provides a philosophical and practical analysis of scientific research.</w:t>
-      </w:r>
-    </w:p>
-    <w:bookmarkEnd w:id="73"/>
-    <w:bookmarkStart w:id="74" w:name="assignment"/>
-    <w:p>
-      <w:pPr>
-        <w:pStyle w:val="Heading2"/>
-      </w:pPr>
-      <w:r>
-        <w:t xml:space="preserve">Assignment</w:t>
-      </w:r>
-    </w:p>
-    <w:p>
-      <w:pPr>
-        <w:pStyle w:val="Compact"/>
-        <w:numPr>
-          <w:ilvl w:val="0"/>
+        <w:t xml:space="preserve">This book provides a foundational understanding of science and scientific inquiry. It delves into the nature of scientific knowledge, exploring ideas like falsifiability, paradigms, and how science progresses.</w:t>
+      </w:r>
+    </w:p>
+    <w:p>
+      <w:pPr>
+        <w:pStyle w:val="Compact"/>
+        <w:numPr>
+          <w:ilvl w:val="0"/>
+          <w:numId w:val="1029"/>
+        </w:numPr>
+      </w:pPr>
+      <w:r>
+        <w:t xml:space="preserve">Popper, K. (2002). The Logic of Scientific Discovery</w:t>
+      </w:r>
+    </w:p>
+    <w:p>
+      <w:pPr>
+        <w:pStyle w:val="Compact"/>
+        <w:numPr>
+          <w:ilvl w:val="1"/>
           <w:numId w:val="1031"/>
         </w:numPr>
       </w:pPr>
       <w:r>
-        <w:t xml:space="preserve">Write an one page self-introduction</w:t>
+        <w:t xml:space="preserve">Karl Popper’s seminal work focuses on the philosophy of science, particularly his principle of falsifiability. It offers insights into how scientific theories are tested and improved through empirical evidence.</w:t>
+      </w:r>
+    </w:p>
+    <w:p>
+      <w:pPr>
+        <w:pStyle w:val="Compact"/>
+        <w:numPr>
+          <w:ilvl w:val="0"/>
+          <w:numId w:val="1029"/>
+        </w:numPr>
+      </w:pPr>
+      <w:r>
+        <w:t xml:space="preserve">Kuhn, T. S. (2012). The Structure of Scientific Revolutions</w:t>
       </w:r>
     </w:p>
     <w:p>
@@ -2430,7 +2436,19 @@
         </w:numPr>
       </w:pPr>
       <w:r>
-        <w:t xml:space="preserve">a brief self-introduction &lt; 300 words</w:t>
+        <w:t xml:space="preserve">One of the most influential texts on how science evolves, Kuhn discusses the concepts of paradigms, crises, and revolutionary shifts in scientific thought.</w:t>
+      </w:r>
+    </w:p>
+    <w:p>
+      <w:pPr>
+        <w:pStyle w:val="Compact"/>
+        <w:numPr>
+          <w:ilvl w:val="0"/>
+          <w:numId w:val="1029"/>
+        </w:numPr>
+      </w:pPr>
+      <w:r>
+        <w:t xml:space="preserve">Creswell, J. W., &amp; Creswell, J. D. (2017). Research Design: Qualitative, Quantitative, and Mixed Methods Approaches</w:t>
       </w:r>
     </w:p>
     <w:p>
@@ -2438,83 +2456,23 @@
         <w:pStyle w:val="Compact"/>
         <w:numPr>
           <w:ilvl w:val="1"/>
-          <w:numId w:val="1032"/>
-        </w:numPr>
-      </w:pPr>
-      <w:r>
-        <w:t xml:space="preserve">Chinese name in English</w:t>
-      </w:r>
-    </w:p>
-    <w:p>
-      <w:pPr>
-        <w:pStyle w:val="Compact"/>
-        <w:numPr>
-          <w:ilvl w:val="1"/>
-          <w:numId w:val="1032"/>
-        </w:numPr>
-      </w:pPr>
-      <w:r>
-        <w:t xml:space="preserve">English name</w:t>
-      </w:r>
-    </w:p>
-    <w:p>
-      <w:pPr>
-        <w:pStyle w:val="Compact"/>
-        <w:numPr>
-          <w:ilvl w:val="1"/>
-          <w:numId w:val="1032"/>
-        </w:numPr>
-      </w:pPr>
-      <w:r>
-        <w:t xml:space="preserve">Student ID</w:t>
-      </w:r>
-    </w:p>
-    <w:p>
-      <w:pPr>
-        <w:pStyle w:val="Compact"/>
-        <w:numPr>
-          <w:ilvl w:val="1"/>
-          <w:numId w:val="1032"/>
-        </w:numPr>
-      </w:pPr>
-      <w:r>
-        <w:t xml:space="preserve">Picture that shows your face</w:t>
-      </w:r>
-    </w:p>
-    <w:p>
-      <w:pPr>
-        <w:pStyle w:val="Compact"/>
-        <w:numPr>
-          <w:ilvl w:val="1"/>
-          <w:numId w:val="1032"/>
-        </w:numPr>
-      </w:pPr>
-      <w:r>
-        <w:t xml:space="preserve">Major</w:t>
-      </w:r>
-    </w:p>
-    <w:p>
-      <w:pPr>
-        <w:pStyle w:val="Compact"/>
-        <w:numPr>
-          <w:ilvl w:val="1"/>
-          <w:numId w:val="1032"/>
-        </w:numPr>
-      </w:pPr>
-      <w:r>
-        <w:t xml:space="preserve">Class name and section (e.g. GE2021, W09; MGS3001, W01)</w:t>
-      </w:r>
-    </w:p>
-    <w:p>
-      <w:pPr>
-        <w:pStyle w:val="Compact"/>
-        <w:numPr>
-          <w:ilvl w:val="0"/>
           <w:numId w:val="1033"/>
         </w:numPr>
       </w:pPr>
       <w:r>
-        <w:t xml:space="preserve">Requirement</w:t>
+        <w:t xml:space="preserve">This book is an excellent guide for understanding the different research methodologies and how to design and conduct studies following scientific principles.</w:t>
+      </w:r>
+    </w:p>
+    <w:p>
+      <w:pPr>
+        <w:pStyle w:val="Compact"/>
+        <w:numPr>
+          <w:ilvl w:val="0"/>
+          <w:numId w:val="1029"/>
+        </w:numPr>
+      </w:pPr>
+      <w:r>
+        <w:t xml:space="preserve">Ziman, J. (2000). Real Science: What It Is, and What It Means</w:t>
       </w:r>
     </w:p>
     <w:p>
@@ -2526,55 +2484,29 @@
         </w:numPr>
       </w:pPr>
       <w:r>
-        <w:t xml:space="preserve">PDF format</w:t>
-      </w:r>
-    </w:p>
-    <w:p>
-      <w:pPr>
-        <w:pStyle w:val="Compact"/>
-        <w:numPr>
-          <w:ilvl w:val="1"/>
-          <w:numId w:val="1034"/>
-        </w:numPr>
-      </w:pPr>
-      <w:r>
-        <w:t xml:space="preserve">file name should be include your student id and name</w:t>
-      </w:r>
-    </w:p>
-    <w:p>
-      <w:pPr>
-        <w:pStyle w:val="Compact"/>
-        <w:numPr>
-          <w:ilvl w:val="2"/>
+        <w:t xml:space="preserve">This book examines how modern science operates, including its methodologies, ethics, and societal implications. It provides a philosophical and practical analysis of scientific research.</w:t>
+      </w:r>
+    </w:p>
+    <w:bookmarkEnd w:id="74"/>
+    <w:bookmarkStart w:id="75" w:name="assignment"/>
+    <w:p>
+      <w:pPr>
+        <w:pStyle w:val="Heading2"/>
+      </w:pPr>
+      <w:r>
+        <w:t xml:space="preserve">Assignment</w:t>
+      </w:r>
+    </w:p>
+    <w:p>
+      <w:pPr>
+        <w:pStyle w:val="Compact"/>
+        <w:numPr>
+          <w:ilvl w:val="0"/>
           <w:numId w:val="1035"/>
         </w:numPr>
       </w:pPr>
       <w:r>
-        <w:t xml:space="preserve">stuID_name_title.pdf (e.g. 1111111_ChungilChae_SelfIntroduction.pdf)</w:t>
-      </w:r>
-    </w:p>
-    <w:p>
-      <w:pPr>
-        <w:pStyle w:val="Compact"/>
-        <w:numPr>
-          <w:ilvl w:val="1"/>
-          <w:numId w:val="1034"/>
-        </w:numPr>
-      </w:pPr>
-      <w:r>
-        <w:t xml:space="preserve">send it to cchae@kean.edu with proper subject and contents of the mail</w:t>
-      </w:r>
-    </w:p>
-    <w:p>
-      <w:pPr>
-        <w:pStyle w:val="Compact"/>
-        <w:numPr>
-          <w:ilvl w:val="0"/>
-          <w:numId w:val="1033"/>
-        </w:numPr>
-      </w:pPr>
-      <w:r>
-        <w:t xml:space="preserve">due date</w:t>
+        <w:t xml:space="preserve">Write an one page self-introduction</w:t>
       </w:r>
     </w:p>
     <w:p>
@@ -2586,7 +2518,7 @@
         </w:numPr>
       </w:pPr>
       <w:r>
-        <w:t xml:space="preserve">by Feb23(Sun) 11:59PM</w:t>
+        <w:t xml:space="preserve">a brief self-introduction &lt; 300 words</w:t>
       </w:r>
     </w:p>
     <w:p>
@@ -2598,12 +2530,168 @@
         </w:numPr>
       </w:pPr>
       <w:r>
+        <w:t xml:space="preserve">Chinese name in English</w:t>
+      </w:r>
+    </w:p>
+    <w:p>
+      <w:pPr>
+        <w:pStyle w:val="Compact"/>
+        <w:numPr>
+          <w:ilvl w:val="1"/>
+          <w:numId w:val="1036"/>
+        </w:numPr>
+      </w:pPr>
+      <w:r>
+        <w:t xml:space="preserve">English name</w:t>
+      </w:r>
+    </w:p>
+    <w:p>
+      <w:pPr>
+        <w:pStyle w:val="Compact"/>
+        <w:numPr>
+          <w:ilvl w:val="1"/>
+          <w:numId w:val="1036"/>
+        </w:numPr>
+      </w:pPr>
+      <w:r>
+        <w:t xml:space="preserve">Student ID</w:t>
+      </w:r>
+    </w:p>
+    <w:p>
+      <w:pPr>
+        <w:pStyle w:val="Compact"/>
+        <w:numPr>
+          <w:ilvl w:val="1"/>
+          <w:numId w:val="1036"/>
+        </w:numPr>
+      </w:pPr>
+      <w:r>
+        <w:t xml:space="preserve">Picture that shows your face</w:t>
+      </w:r>
+    </w:p>
+    <w:p>
+      <w:pPr>
+        <w:pStyle w:val="Compact"/>
+        <w:numPr>
+          <w:ilvl w:val="1"/>
+          <w:numId w:val="1036"/>
+        </w:numPr>
+      </w:pPr>
+      <w:r>
+        <w:t xml:space="preserve">Major</w:t>
+      </w:r>
+    </w:p>
+    <w:p>
+      <w:pPr>
+        <w:pStyle w:val="Compact"/>
+        <w:numPr>
+          <w:ilvl w:val="1"/>
+          <w:numId w:val="1036"/>
+        </w:numPr>
+      </w:pPr>
+      <w:r>
+        <w:t xml:space="preserve">Class name and section (e.g. GE2021, W09; MGS3001, W01)</w:t>
+      </w:r>
+    </w:p>
+    <w:p>
+      <w:pPr>
+        <w:pStyle w:val="Compact"/>
+        <w:numPr>
+          <w:ilvl w:val="0"/>
+          <w:numId w:val="1037"/>
+        </w:numPr>
+      </w:pPr>
+      <w:r>
+        <w:t xml:space="preserve">Requirement</w:t>
+      </w:r>
+    </w:p>
+    <w:p>
+      <w:pPr>
+        <w:pStyle w:val="Compact"/>
+        <w:numPr>
+          <w:ilvl w:val="1"/>
+          <w:numId w:val="1038"/>
+        </w:numPr>
+      </w:pPr>
+      <w:r>
+        <w:t xml:space="preserve">PDF format</w:t>
+      </w:r>
+    </w:p>
+    <w:p>
+      <w:pPr>
+        <w:pStyle w:val="Compact"/>
+        <w:numPr>
+          <w:ilvl w:val="1"/>
+          <w:numId w:val="1038"/>
+        </w:numPr>
+      </w:pPr>
+      <w:r>
+        <w:t xml:space="preserve">file name should be include your student id and name</w:t>
+      </w:r>
+    </w:p>
+    <w:p>
+      <w:pPr>
+        <w:pStyle w:val="Compact"/>
+        <w:numPr>
+          <w:ilvl w:val="2"/>
+          <w:numId w:val="1039"/>
+        </w:numPr>
+      </w:pPr>
+      <w:r>
+        <w:t xml:space="preserve">stuID_name_title.pdf (e.g. 1111111_ChungilChae_SelfIntroduction.pdf)</w:t>
+      </w:r>
+    </w:p>
+    <w:p>
+      <w:pPr>
+        <w:pStyle w:val="Compact"/>
+        <w:numPr>
+          <w:ilvl w:val="1"/>
+          <w:numId w:val="1038"/>
+        </w:numPr>
+      </w:pPr>
+      <w:r>
+        <w:t xml:space="preserve">send it to cchae@kean.edu with proper subject and contents of the mail</w:t>
+      </w:r>
+    </w:p>
+    <w:p>
+      <w:pPr>
+        <w:pStyle w:val="Compact"/>
+        <w:numPr>
+          <w:ilvl w:val="0"/>
+          <w:numId w:val="1037"/>
+        </w:numPr>
+      </w:pPr>
+      <w:r>
+        <w:t xml:space="preserve">due date</w:t>
+      </w:r>
+    </w:p>
+    <w:p>
+      <w:pPr>
+        <w:pStyle w:val="Compact"/>
+        <w:numPr>
+          <w:ilvl w:val="1"/>
+          <w:numId w:val="1040"/>
+        </w:numPr>
+      </w:pPr>
+      <w:r>
+        <w:t xml:space="preserve">by Feb23(Sun) 11:59PM</w:t>
+      </w:r>
+    </w:p>
+    <w:p>
+      <w:pPr>
+        <w:pStyle w:val="Compact"/>
+        <w:numPr>
+          <w:ilvl w:val="1"/>
+          <w:numId w:val="1040"/>
+        </w:numPr>
+      </w:pPr>
+      <w:r>
         <w:t xml:space="preserve">NO LATE SUBMISSION ALLOWED!!!!</w:t>
       </w:r>
     </w:p>
-    <w:bookmarkEnd w:id="74"/>
     <w:bookmarkEnd w:id="75"/>
-    <w:bookmarkStart w:id="78" w:name="reference"/>
+    <w:bookmarkEnd w:id="76"/>
+    <w:bookmarkStart w:id="79" w:name="reference"/>
     <w:p>
       <w:pPr>
         <w:pStyle w:val="Heading1"/>
@@ -2612,8 +2700,8 @@
         <w:t xml:space="preserve">Reference</w:t>
       </w:r>
     </w:p>
-    <w:bookmarkStart w:id="77" w:name="refs"/>
-    <w:bookmarkStart w:id="76" w:name="ref-textbook"/>
+    <w:bookmarkStart w:id="78" w:name="refs"/>
+    <w:bookmarkStart w:id="77" w:name="ref-textbook"/>
     <w:p>
       <w:pPr>
         <w:pStyle w:val="Bibliography"/>
@@ -2635,9 +2723,9 @@
         <w:t xml:space="preserve">. Sage.</w:t>
       </w:r>
     </w:p>
-    <w:bookmarkEnd w:id="76"/>
     <w:bookmarkEnd w:id="77"/>
     <w:bookmarkEnd w:id="78"/>
+    <w:bookmarkEnd w:id="79"/>
     <w:sectPr/>
   </w:body>
 </w:document>
@@ -2930,6 +3018,176 @@
       <w:rPr>
         <w:rFonts w:ascii="Wingdings" w:hAnsi="Wingdings" w:cs="Wingdings" w:hint="default"/>
       </w:rPr>
+    </w:lvl>
+  </w:abstractNum>
+  <w:abstractNum w:abstractNumId="99711">
+    <w:nsid w:val="00A99711"/>
+    <w:multiLevelType w:val="multilevel"/>
+    <w:lvl w:ilvl="0">
+      <w:start w:val="1"/>
+      <w:numFmt w:val="lowerLetter"/>
+      <w:lvlText w:val="%1."/>
+      <w:lvlJc w:val="left"/>
+      <w:pPr>
+        <w:ind w:left="720" w:hanging="360"/>
+      </w:pPr>
+    </w:lvl>
+    <w:lvl w:ilvl="1">
+      <w:start w:val="1"/>
+      <w:numFmt w:val="lowerLetter"/>
+      <w:lvlText w:val="%2."/>
+      <w:lvlJc w:val="left"/>
+      <w:pPr>
+        <w:ind w:left="1440" w:hanging="360"/>
+      </w:pPr>
+    </w:lvl>
+    <w:lvl w:ilvl="2">
+      <w:start w:val="1"/>
+      <w:numFmt w:val="lowerLetter"/>
+      <w:lvlText w:val="%3."/>
+      <w:lvlJc w:val="left"/>
+      <w:pPr>
+        <w:ind w:left="2160" w:hanging="360"/>
+      </w:pPr>
+    </w:lvl>
+    <w:lvl w:ilvl="3">
+      <w:start w:val="1"/>
+      <w:numFmt w:val="lowerLetter"/>
+      <w:lvlText w:val="%4."/>
+      <w:lvlJc w:val="left"/>
+      <w:pPr>
+        <w:ind w:left="2880" w:hanging="360"/>
+      </w:pPr>
+    </w:lvl>
+    <w:lvl w:ilvl="4">
+      <w:start w:val="1"/>
+      <w:numFmt w:val="lowerLetter"/>
+      <w:lvlText w:val="%5."/>
+      <w:lvlJc w:val="left"/>
+      <w:pPr>
+        <w:ind w:left="3600" w:hanging="360"/>
+      </w:pPr>
+    </w:lvl>
+    <w:lvl w:ilvl="5">
+      <w:start w:val="1"/>
+      <w:numFmt w:val="lowerLetter"/>
+      <w:lvlText w:val="%6."/>
+      <w:lvlJc w:val="left"/>
+      <w:pPr>
+        <w:ind w:left="4320" w:hanging="360"/>
+      </w:pPr>
+    </w:lvl>
+    <w:lvl w:ilvl="6">
+      <w:start w:val="1"/>
+      <w:numFmt w:val="lowerLetter"/>
+      <w:lvlText w:val="%7."/>
+      <w:lvlJc w:val="left"/>
+      <w:pPr>
+        <w:ind w:left="5040" w:hanging="360"/>
+      </w:pPr>
+    </w:lvl>
+    <w:lvl w:ilvl="7">
+      <w:start w:val="1"/>
+      <w:numFmt w:val="lowerLetter"/>
+      <w:lvlText w:val="%8."/>
+      <w:lvlJc w:val="left"/>
+      <w:pPr>
+        <w:ind w:left="5760" w:hanging="360"/>
+      </w:pPr>
+    </w:lvl>
+    <w:lvl w:ilvl="8">
+      <w:start w:val="1"/>
+      <w:numFmt w:val="lowerLetter"/>
+      <w:lvlText w:val="%9."/>
+      <w:lvlJc w:val="left"/>
+      <w:pPr>
+        <w:ind w:left="6480" w:hanging="360"/>
+      </w:pPr>
+    </w:lvl>
+  </w:abstractNum>
+  <w:abstractNum w:abstractNumId="99712">
+    <w:nsid w:val="00A99712"/>
+    <w:multiLevelType w:val="multilevel"/>
+    <w:lvl w:ilvl="0">
+      <w:start w:val="2"/>
+      <w:numFmt w:val="lowerLetter"/>
+      <w:lvlText w:val="%1."/>
+      <w:lvlJc w:val="left"/>
+      <w:pPr>
+        <w:ind w:left="720" w:hanging="360"/>
+      </w:pPr>
+    </w:lvl>
+    <w:lvl w:ilvl="1">
+      <w:start w:val="2"/>
+      <w:numFmt w:val="lowerLetter"/>
+      <w:lvlText w:val="%2."/>
+      <w:lvlJc w:val="left"/>
+      <w:pPr>
+        <w:ind w:left="1440" w:hanging="360"/>
+      </w:pPr>
+    </w:lvl>
+    <w:lvl w:ilvl="2">
+      <w:start w:val="2"/>
+      <w:numFmt w:val="lowerLetter"/>
+      <w:lvlText w:val="%3."/>
+      <w:lvlJc w:val="left"/>
+      <w:pPr>
+        <w:ind w:left="2160" w:hanging="360"/>
+      </w:pPr>
+    </w:lvl>
+    <w:lvl w:ilvl="3">
+      <w:start w:val="2"/>
+      <w:numFmt w:val="lowerLetter"/>
+      <w:lvlText w:val="%4."/>
+      <w:lvlJc w:val="left"/>
+      <w:pPr>
+        <w:ind w:left="2880" w:hanging="360"/>
+      </w:pPr>
+    </w:lvl>
+    <w:lvl w:ilvl="4">
+      <w:start w:val="2"/>
+      <w:numFmt w:val="lowerLetter"/>
+      <w:lvlText w:val="%5."/>
+      <w:lvlJc w:val="left"/>
+      <w:pPr>
+        <w:ind w:left="3600" w:hanging="360"/>
+      </w:pPr>
+    </w:lvl>
+    <w:lvl w:ilvl="5">
+      <w:start w:val="2"/>
+      <w:numFmt w:val="lowerLetter"/>
+      <w:lvlText w:val="%6."/>
+      <w:lvlJc w:val="left"/>
+      <w:pPr>
+        <w:ind w:left="4320" w:hanging="360"/>
+      </w:pPr>
+    </w:lvl>
+    <w:lvl w:ilvl="6">
+      <w:start w:val="2"/>
+      <w:numFmt w:val="lowerLetter"/>
+      <w:lvlText w:val="%7."/>
+      <w:lvlJc w:val="left"/>
+      <w:pPr>
+        <w:ind w:left="5040" w:hanging="360"/>
+      </w:pPr>
+    </w:lvl>
+    <w:lvl w:ilvl="7">
+      <w:start w:val="2"/>
+      <w:numFmt w:val="lowerLetter"/>
+      <w:lvlText w:val="%8."/>
+      <w:lvlJc w:val="left"/>
+      <w:pPr>
+        <w:ind w:left="5760" w:hanging="360"/>
+      </w:pPr>
+    </w:lvl>
+    <w:lvl w:ilvl="8">
+      <w:start w:val="2"/>
+      <w:numFmt w:val="lowerLetter"/>
+      <w:lvlText w:val="%9."/>
+      <w:lvlJc w:val="left"/>
+      <w:pPr>
+        <w:ind w:left="6480" w:hanging="360"/>
+      </w:pPr>
     </w:lvl>
   </w:abstractNum>
   <w:num w:numId="1000">
@@ -3068,10 +3326,64 @@
     <w:abstractNumId w:val="991"/>
   </w:num>
   <w:num w:numId="1027">
-    <w:abstractNumId w:val="991"/>
+    <w:abstractNumId w:val="99711"/>
+    <w:lvlOverride w:ilvl="0">
+      <w:startOverride w:val="1"/>
+    </w:lvlOverride>
+    <w:lvlOverride w:ilvl="1">
+      <w:startOverride w:val="1"/>
+    </w:lvlOverride>
+    <w:lvlOverride w:ilvl="2">
+      <w:startOverride w:val="1"/>
+    </w:lvlOverride>
+    <w:lvlOverride w:ilvl="3">
+      <w:startOverride w:val="1"/>
+    </w:lvlOverride>
+    <w:lvlOverride w:ilvl="4">
+      <w:startOverride w:val="1"/>
+    </w:lvlOverride>
+    <w:lvlOverride w:ilvl="5">
+      <w:startOverride w:val="1"/>
+    </w:lvlOverride>
+    <w:lvlOverride w:ilvl="6">
+      <w:startOverride w:val="1"/>
+    </w:lvlOverride>
+    <w:lvlOverride w:ilvl="7">
+      <w:startOverride w:val="1"/>
+    </w:lvlOverride>
+    <w:lvlOverride w:ilvl="8">
+      <w:startOverride w:val="1"/>
+    </w:lvlOverride>
   </w:num>
   <w:num w:numId="1028">
-    <w:abstractNumId w:val="991"/>
+    <w:abstractNumId w:val="99712"/>
+    <w:lvlOverride w:ilvl="0">
+      <w:startOverride w:val="2"/>
+    </w:lvlOverride>
+    <w:lvlOverride w:ilvl="1">
+      <w:startOverride w:val="2"/>
+    </w:lvlOverride>
+    <w:lvlOverride w:ilvl="2">
+      <w:startOverride w:val="2"/>
+    </w:lvlOverride>
+    <w:lvlOverride w:ilvl="3">
+      <w:startOverride w:val="2"/>
+    </w:lvlOverride>
+    <w:lvlOverride w:ilvl="4">
+      <w:startOverride w:val="2"/>
+    </w:lvlOverride>
+    <w:lvlOverride w:ilvl="5">
+      <w:startOverride w:val="2"/>
+    </w:lvlOverride>
+    <w:lvlOverride w:ilvl="6">
+      <w:startOverride w:val="2"/>
+    </w:lvlOverride>
+    <w:lvlOverride w:ilvl="7">
+      <w:startOverride w:val="2"/>
+    </w:lvlOverride>
+    <w:lvlOverride w:ilvl="8">
+      <w:startOverride w:val="2"/>
+    </w:lvlOverride>
   </w:num>
   <w:num w:numId="1029">
     <w:abstractNumId w:val="991"/>
@@ -3095,6 +3407,18 @@
     <w:abstractNumId w:val="991"/>
   </w:num>
   <w:num w:numId="1036">
+    <w:abstractNumId w:val="991"/>
+  </w:num>
+  <w:num w:numId="1037">
+    <w:abstractNumId w:val="991"/>
+  </w:num>
+  <w:num w:numId="1038">
+    <w:abstractNumId w:val="991"/>
+  </w:num>
+  <w:num w:numId="1039">
+    <w:abstractNumId w:val="991"/>
+  </w:num>
+  <w:num w:numId="1040">
     <w:abstractNumId w:val="991"/>
   </w:num>
 </w:numbering>

--- a/docs/Course/GE2021/03_Lecture_Note/LectureNote_Chad/PPT/chapter1/chapter1_note.docx
+++ b/docs/Course/GE2021/03_Lecture_Note/LectureNote_Chad/PPT/chapter1/chapter1_note.docx
@@ -31,7 +31,7 @@
         <w:pStyle w:val="Date"/>
       </w:pPr>
       <w:r>
-        <w:t xml:space="preserve">Sun, 9 March 2025</w:t>
+        <w:t xml:space="preserve">Tue, 11 March 2025</w:t>
       </w:r>
     </w:p>
     <w:bookmarkStart w:id="22" w:name="learning-objectives"/>

--- a/docs/Course/GE2021/03_Lecture_Note/LectureNote_Chad/PPT/chapter1/chapter1_note.docx
+++ b/docs/Course/GE2021/03_Lecture_Note/LectureNote_Chad/PPT/chapter1/chapter1_note.docx
@@ -31,7 +31,7 @@
         <w:pStyle w:val="Date"/>
       </w:pPr>
       <w:r>
-        <w:t xml:space="preserve">Tue, 11 March 2025</w:t>
+        <w:t xml:space="preserve">Thu, 13 March 2025</w:t>
       </w:r>
     </w:p>
     <w:bookmarkStart w:id="22" w:name="learning-objectives"/>

--- a/docs/Course/GE2021/03_Lecture_Note/LectureNote_Chad/PPT/chapter1/chapter1_note.docx
+++ b/docs/Course/GE2021/03_Lecture_Note/LectureNote_Chad/PPT/chapter1/chapter1_note.docx
@@ -31,7 +31,7 @@
         <w:pStyle w:val="Date"/>
       </w:pPr>
       <w:r>
-        <w:t xml:space="preserve">Thu, 13 March 2025</w:t>
+        <w:t xml:space="preserve">Fri, 21 March 2025</w:t>
       </w:r>
     </w:p>
     <w:bookmarkStart w:id="22" w:name="learning-objectives"/>

--- a/docs/Course/GE2021/03_Lecture_Note/LectureNote_Chad/PPT/chapter1/chapter1_note.docx
+++ b/docs/Course/GE2021/03_Lecture_Note/LectureNote_Chad/PPT/chapter1/chapter1_note.docx
@@ -31,7 +31,7 @@
         <w:pStyle w:val="Date"/>
       </w:pPr>
       <w:r>
-        <w:t xml:space="preserve">Fri, 21 March 2025</w:t>
+        <w:t xml:space="preserve">Sat, 22 March 2025</w:t>
       </w:r>
     </w:p>
     <w:bookmarkStart w:id="22" w:name="learning-objectives"/>

--- a/docs/Course/GE2021/03_Lecture_Note/LectureNote_Chad/PPT/chapter1/chapter1_note.docx
+++ b/docs/Course/GE2021/03_Lecture_Note/LectureNote_Chad/PPT/chapter1/chapter1_note.docx
@@ -7,7 +7,37 @@
         <w:pStyle w:val="Title"/>
       </w:pPr>
       <w:r>
-        <w:t xml:space="preserve">[Lecture Note] The Purpose of Research</w:t>
+        <w:t xml:space="preserve">[Lecture</w:t>
+      </w:r>
+      <w:r>
+        <w:t xml:space="preserve"> </w:t>
+      </w:r>
+      <w:r>
+        <w:t xml:space="preserve">Note]</w:t>
+      </w:r>
+      <w:r>
+        <w:t xml:space="preserve"> </w:t>
+      </w:r>
+      <w:r>
+        <w:t xml:space="preserve">The</w:t>
+      </w:r>
+      <w:r>
+        <w:t xml:space="preserve"> </w:t>
+      </w:r>
+      <w:r>
+        <w:t xml:space="preserve">Purpose</w:t>
+      </w:r>
+      <w:r>
+        <w:t xml:space="preserve"> </w:t>
+      </w:r>
+      <w:r>
+        <w:t xml:space="preserve">of</w:t>
+      </w:r>
+      <w:r>
+        <w:t xml:space="preserve"> </w:t>
+      </w:r>
+      <w:r>
+        <w:t xml:space="preserve">Research</w:t>
       </w:r>
     </w:p>
     <w:p>
@@ -15,7 +45,31 @@
         <w:pStyle w:val="Subtitle"/>
       </w:pPr>
       <w:r>
-        <w:t xml:space="preserve">GE2021 Research Technology, Spring 2025</w:t>
+        <w:t xml:space="preserve">GE2021</w:t>
+      </w:r>
+      <w:r>
+        <w:t xml:space="preserve"> </w:t>
+      </w:r>
+      <w:r>
+        <w:t xml:space="preserve">Research</w:t>
+      </w:r>
+      <w:r>
+        <w:t xml:space="preserve"> </w:t>
+      </w:r>
+      <w:r>
+        <w:t xml:space="preserve">Technology,</w:t>
+      </w:r>
+      <w:r>
+        <w:t xml:space="preserve"> </w:t>
+      </w:r>
+      <w:r>
+        <w:t xml:space="preserve">Spring</w:t>
+      </w:r>
+      <w:r>
+        <w:t xml:space="preserve"> </w:t>
+      </w:r>
+      <w:r>
+        <w:t xml:space="preserve">2025</w:t>
       </w:r>
     </w:p>
     <w:p>
@@ -23,7 +77,19 @@
         <w:pStyle w:val="Author"/>
       </w:pPr>
       <w:r>
-        <w:t xml:space="preserve">Chad (Chungil Chae)</w:t>
+        <w:t xml:space="preserve">Chad</w:t>
+      </w:r>
+      <w:r>
+        <w:t xml:space="preserve"> </w:t>
+      </w:r>
+      <w:r>
+        <w:t xml:space="preserve">(Chungil</w:t>
+      </w:r>
+      <w:r>
+        <w:t xml:space="preserve"> </w:t>
+      </w:r>
+      <w:r>
+        <w:t xml:space="preserve">Chae)</w:t>
       </w:r>
     </w:p>
     <w:p>
@@ -31,7 +97,33 @@
         <w:pStyle w:val="Date"/>
       </w:pPr>
       <w:r>
-        <w:t xml:space="preserve">Fri, 23 May 2025</w:t>
+        <w:t xml:space="preserve">Sun,</w:t>
+      </w:r>
+      <w:r>
+        <w:t xml:space="preserve"> </w:t>
+      </w:r>
+      <w:r>
+        <w:t xml:space="preserve">25</w:t>
+      </w:r>
+      <w:r>
+        <w:t xml:space="preserve"> </w:t>
+      </w:r>
+      <w:r>
+        <w:t xml:space="preserve">May</w:t>
+      </w:r>
+      <w:r>
+        <w:t xml:space="preserve"> </w:t>
+      </w:r>
+      <w:r>
+        <w:t xml:space="preserve">2025</w:t>
+      </w:r>
+    </w:p>
+    <w:p>
+      <w:pPr>
+        <w:pStyle w:val="AbstractTitle"/>
+      </w:pPr>
+      <w:r>
+        <w:t xml:space="preserve">Abstract</w:t>
       </w:r>
     </w:p>
     <w:bookmarkStart w:id="22" w:name="learning-objectives"/>
@@ -977,7 +1069,7 @@
                     <a:graphicData uri="http://schemas.openxmlformats.org/drawingml/2006/picture">
                       <pic:pic>
                         <pic:nvPicPr>
-                          <pic:cNvPr descr="/Applications/quarto/share/formats/docx/note.png" id="52" name="Picture"/>
+                          <pic:cNvPr descr="/usr/lib/rstudio-server/bin/quarto/share/formats/docx/note.png" id="52" name="Picture"/>
                           <pic:cNvPicPr>
                             <a:picLocks noChangeArrowheads="1" noChangeAspect="1"/>
                           </pic:cNvPicPr>
@@ -1115,7 +1207,7 @@
                     <a:graphicData uri="http://schemas.openxmlformats.org/drawingml/2006/picture">
                       <pic:pic>
                         <pic:nvPicPr>
-                          <pic:cNvPr descr="/Applications/quarto/share/formats/docx/note.png" id="55" name="Picture"/>
+                          <pic:cNvPr descr="/usr/lib/rstudio-server/bin/quarto/share/formats/docx/note.png" id="55" name="Picture"/>
                           <pic:cNvPicPr>
                             <a:picLocks noChangeArrowheads="1" noChangeAspect="1"/>
                           </pic:cNvPicPr>
@@ -1518,7 +1610,13 @@
         <w:t xml:space="preserve"> </w:t>
       </w:r>
       <w:r>
-        <w:t xml:space="preserve">“bad blood.”</w:t>
+        <w:t xml:space="preserve">“</w:t>
+      </w:r>
+      <w:r>
+        <w:t xml:space="preserve">bad blood.</w:t>
+      </w:r>
+      <w:r>
+        <w:t xml:space="preserve">”</w:t>
       </w:r>
     </w:p>
     <w:p>
@@ -3506,7 +3604,7 @@
   </w:style>
   <w:style w:styleId="Subtitle" w:type="paragraph">
     <w:name w:val="Subtitle"/>
-    <w:basedOn w:val="Title"/>
+    <w:basedOn w:val="Normal"/>
     <w:next w:val="BodyText"/>
     <w:link w:val="SubtitleChar"/>
     <w:uiPriority w:val="11"/>
@@ -3519,6 +3617,7 @@
     </w:pPr>
     <w:rPr>
       <w:rFonts w:cstheme="majorBidi" w:eastAsiaTheme="majorEastAsia"/>
+      <w:color w:themeColor="text1" w:themeTint="A6" w:val="595959"/>
       <w:spacing w:val="15"/>
       <w:sz w:val="28"/>
       <w:szCs w:val="28"/>
@@ -3571,6 +3670,7 @@
     </w:pPr>
     <w:rPr>
       <w:b/>
+      <w:color w:val="345A8A"/>
       <w:sz w:val="20"/>
       <w:szCs w:val="20"/>
     </w:rPr>

--- a/docs/Course/GE2021/03_Lecture_Note/LectureNote_Chad/PPT/chapter1/chapter1_note.docx
+++ b/docs/Course/GE2021/03_Lecture_Note/LectureNote_Chad/PPT/chapter1/chapter1_note.docx
@@ -7,37 +7,7 @@
         <w:pStyle w:val="Title"/>
       </w:pPr>
       <w:r>
-        <w:t xml:space="preserve">[Lecture</w:t>
-      </w:r>
-      <w:r>
-        <w:t xml:space="preserve"> </w:t>
-      </w:r>
-      <w:r>
-        <w:t xml:space="preserve">Note]</w:t>
-      </w:r>
-      <w:r>
-        <w:t xml:space="preserve"> </w:t>
-      </w:r>
-      <w:r>
-        <w:t xml:space="preserve">The</w:t>
-      </w:r>
-      <w:r>
-        <w:t xml:space="preserve"> </w:t>
-      </w:r>
-      <w:r>
-        <w:t xml:space="preserve">Purpose</w:t>
-      </w:r>
-      <w:r>
-        <w:t xml:space="preserve"> </w:t>
-      </w:r>
-      <w:r>
-        <w:t xml:space="preserve">of</w:t>
-      </w:r>
-      <w:r>
-        <w:t xml:space="preserve"> </w:t>
-      </w:r>
-      <w:r>
-        <w:t xml:space="preserve">Research</w:t>
+        <w:t xml:space="preserve">[Lecture Note] The Purpose of Research</w:t>
       </w:r>
     </w:p>
     <w:p>
@@ -45,31 +15,7 @@
         <w:pStyle w:val="Subtitle"/>
       </w:pPr>
       <w:r>
-        <w:t xml:space="preserve">GE2021</w:t>
-      </w:r>
-      <w:r>
-        <w:t xml:space="preserve"> </w:t>
-      </w:r>
-      <w:r>
-        <w:t xml:space="preserve">Research</w:t>
-      </w:r>
-      <w:r>
-        <w:t xml:space="preserve"> </w:t>
-      </w:r>
-      <w:r>
-        <w:t xml:space="preserve">Technology,</w:t>
-      </w:r>
-      <w:r>
-        <w:t xml:space="preserve"> </w:t>
-      </w:r>
-      <w:r>
-        <w:t xml:space="preserve">Spring</w:t>
-      </w:r>
-      <w:r>
-        <w:t xml:space="preserve"> </w:t>
-      </w:r>
-      <w:r>
-        <w:t xml:space="preserve">2025</w:t>
+        <w:t xml:space="preserve">GE2021 Research Technology, Spring 2025</w:t>
       </w:r>
     </w:p>
     <w:p>
@@ -77,19 +23,7 @@
         <w:pStyle w:val="Author"/>
       </w:pPr>
       <w:r>
-        <w:t xml:space="preserve">Chad</w:t>
-      </w:r>
-      <w:r>
-        <w:t xml:space="preserve"> </w:t>
-      </w:r>
-      <w:r>
-        <w:t xml:space="preserve">(Chungil</w:t>
-      </w:r>
-      <w:r>
-        <w:t xml:space="preserve"> </w:t>
-      </w:r>
-      <w:r>
-        <w:t xml:space="preserve">Chae)</w:t>
+        <w:t xml:space="preserve">Chad (Chungil Chae)</w:t>
       </w:r>
     </w:p>
     <w:p>
@@ -97,33 +31,7 @@
         <w:pStyle w:val="Date"/>
       </w:pPr>
       <w:r>
-        <w:t xml:space="preserve">Sun,</w:t>
-      </w:r>
-      <w:r>
-        <w:t xml:space="preserve"> </w:t>
-      </w:r>
-      <w:r>
-        <w:t xml:space="preserve">25</w:t>
-      </w:r>
-      <w:r>
-        <w:t xml:space="preserve"> </w:t>
-      </w:r>
-      <w:r>
-        <w:t xml:space="preserve">May</w:t>
-      </w:r>
-      <w:r>
-        <w:t xml:space="preserve"> </w:t>
-      </w:r>
-      <w:r>
-        <w:t xml:space="preserve">2025</w:t>
-      </w:r>
-    </w:p>
-    <w:p>
-      <w:pPr>
-        <w:pStyle w:val="AbstractTitle"/>
-      </w:pPr>
-      <w:r>
-        <w:t xml:space="preserve">Abstract</w:t>
+        <w:t xml:space="preserve">Mon, 26 May 2025</w:t>
       </w:r>
     </w:p>
     <w:bookmarkStart w:id="22" w:name="learning-objectives"/>
@@ -1069,7 +977,7 @@
                     <a:graphicData uri="http://schemas.openxmlformats.org/drawingml/2006/picture">
                       <pic:pic>
                         <pic:nvPicPr>
-                          <pic:cNvPr descr="/usr/lib/rstudio-server/bin/quarto/share/formats/docx/note.png" id="52" name="Picture"/>
+                          <pic:cNvPr descr="/Applications/quarto/share/formats/docx/note.png" id="52" name="Picture"/>
                           <pic:cNvPicPr>
                             <a:picLocks noChangeArrowheads="1" noChangeAspect="1"/>
                           </pic:cNvPicPr>
@@ -1207,7 +1115,7 @@
                     <a:graphicData uri="http://schemas.openxmlformats.org/drawingml/2006/picture">
                       <pic:pic>
                         <pic:nvPicPr>
-                          <pic:cNvPr descr="/usr/lib/rstudio-server/bin/quarto/share/formats/docx/note.png" id="55" name="Picture"/>
+                          <pic:cNvPr descr="/Applications/quarto/share/formats/docx/note.png" id="55" name="Picture"/>
                           <pic:cNvPicPr>
                             <a:picLocks noChangeArrowheads="1" noChangeAspect="1"/>
                           </pic:cNvPicPr>
@@ -1610,13 +1518,7 @@
         <w:t xml:space="preserve"> </w:t>
       </w:r>
       <w:r>
-        <w:t xml:space="preserve">“</w:t>
-      </w:r>
-      <w:r>
-        <w:t xml:space="preserve">bad blood.</w:t>
-      </w:r>
-      <w:r>
-        <w:t xml:space="preserve">”</w:t>
+        <w:t xml:space="preserve">“bad blood.”</w:t>
       </w:r>
     </w:p>
     <w:p>
@@ -3604,7 +3506,7 @@
   </w:style>
   <w:style w:styleId="Subtitle" w:type="paragraph">
     <w:name w:val="Subtitle"/>
-    <w:basedOn w:val="Normal"/>
+    <w:basedOn w:val="Title"/>
     <w:next w:val="BodyText"/>
     <w:link w:val="SubtitleChar"/>
     <w:uiPriority w:val="11"/>
@@ -3617,7 +3519,6 @@
     </w:pPr>
     <w:rPr>
       <w:rFonts w:cstheme="majorBidi" w:eastAsiaTheme="majorEastAsia"/>
-      <w:color w:themeColor="text1" w:themeTint="A6" w:val="595959"/>
       <w:spacing w:val="15"/>
       <w:sz w:val="28"/>
       <w:szCs w:val="28"/>
@@ -3670,7 +3571,6 @@
     </w:pPr>
     <w:rPr>
       <w:b/>
-      <w:color w:val="345A8A"/>
       <w:sz w:val="20"/>
       <w:szCs w:val="20"/>
     </w:rPr>
